--- a/lessons/8-7/readiness/practice.docx
+++ b/lessons/8-7/readiness/practice.docx
@@ -14,7 +14,7 @@
           <w:sz w:val="36"/>
           <w:szCs w:val="36"/>
         </w:rPr>
-        <w:t xml:space="preserve">Get Ready: Shape of Data Distributions</w:t>
+        <w:t xml:space="preserve">Get Ready: Equations and Inequalities Problem Solving</w:t>
       </w:r>
     </w:p>
     <w:p>
@@ -29,7 +29,7 @@
           <w:sz w:val="20"/>
           <w:szCs w:val="20"/>
         </w:rPr>
-        <w:t xml:space="preserve">Readiness practice for Lesson 8-7  ·  Builds toward 6.SP.2</w:t>
+        <w:t xml:space="preserve">Readiness practice for Lesson 7-7  ·  Builds toward 6.EE.7</w:t>
       </w:r>
     </w:p>
     <w:p>
@@ -68,7 +68,7 @@
           <w:sz w:val="22"/>
           <w:szCs w:val="22"/>
         </w:rPr>
-        <w:t xml:space="preserve">To describe a distribution's shape — where the data clumps, where the peak is, whether it leans left or right — you must first read a number line and a bar/dot plot, find the tallest bar, and compare counts. Warm those feeders and shape talk makes sense.</w:t>
+        <w:t xml:space="preserve">To solve word problems with equations and inequalities, you pull the math out of the words — using fact families, missing-number thinking, and phrases like "at least" and "more than." Warm up all of these and the word problems become a plan.</w:t>
       </w:r>
     </w:p>
     <w:p>
@@ -81,7 +81,7 @@
           <w:sz w:val="20"/>
           <w:szCs w:val="20"/>
         </w:rPr>
-        <w:t xml:space="preserve">Skills you'll warm up: Reading a number line  ·  Reading a bar / dot plot  ·  Finding the tallest (most common) value  ·  Comparing counts</w:t>
+        <w:t xml:space="preserve">Skills you'll warm up: Finding a missing number  ·  Fact families (inverses)  ·  Reading at least / at most / more than  ·  Turning words into a number sentence</w:t>
       </w:r>
     </w:p>
     <w:p>
@@ -124,19 +124,19 @@
           <w:sz w:val="20"/>
           <w:szCs w:val="20"/>
         </w:rPr>
-        <w:t xml:space="preserve">Find the biggest count.</w:t>
-      </w:r>
-    </w:p>
-    <w:p>
-      <w:pPr>
-        <w:spacing w:after="40" w:before="0"/>
-      </w:pPr>
-      <w:r>
-        <w:rPr>
-          <w:sz w:val="22"/>
-          <w:szCs w:val="22"/>
-        </w:rPr>
-        <w:t xml:space="preserve">1.  Counts are 1, 3, 2. What is the biggest count?</w:t>
+        <w:t xml:space="preserve">One small step at a time.</w:t>
+      </w:r>
+    </w:p>
+    <w:p>
+      <w:pPr>
+        <w:spacing w:after="40" w:before="0"/>
+      </w:pPr>
+      <w:r>
+        <w:rPr>
+          <w:sz w:val="22"/>
+          <w:szCs w:val="22"/>
+        </w:rPr>
+        <w:t xml:space="preserve">1.  A number plus 2 is 7. What is the number?</w:t>
       </w:r>
     </w:p>
     <w:p>
@@ -159,7 +159,7 @@
           <w:sz w:val="22"/>
           <w:szCs w:val="22"/>
         </w:rPr>
-        <w:t xml:space="preserve">2.  Which is more, 5 or 2? Type the bigger number.</w:t>
+        <w:t xml:space="preserve">2.  3 groups of a number make 12. What is the number?</w:t>
       </w:r>
     </w:p>
     <w:p>
@@ -182,7 +182,20 @@
           <w:sz w:val="22"/>
           <w:szCs w:val="22"/>
         </w:rPr>
-        <w:t xml:space="preserve">3.  On a number line, the points are 1, 2, 3. Which is farthest right?</w:t>
+        <w:t xml:space="preserve">3.  "More than 5" uses which symbol?</w:t>
+      </w:r>
+    </w:p>
+    <w:p>
+      <w:pPr>
+        <w:spacing w:after="40" w:before="0"/>
+      </w:pPr>
+      <w:r>
+        <w:rPr>
+          <w:color w:val="5E6E7E"/>
+          <w:sz w:val="20"/>
+          <w:szCs w:val="20"/>
+        </w:rPr>
+        <w:t xml:space="preserve">     choices: &lt;   /   &gt;</w:t>
       </w:r>
     </w:p>
     <w:p>
@@ -222,19 +235,19 @@
           <w:sz w:val="20"/>
           <w:szCs w:val="20"/>
         </w:rPr>
-        <w:t xml:space="preserve">Find the peak and compare sides.</w:t>
-      </w:r>
-    </w:p>
-    <w:p>
-      <w:pPr>
-        <w:spacing w:after="40" w:before="0"/>
-      </w:pPr>
-      <w:r>
-        <w:rPr>
-          <w:sz w:val="22"/>
-          <w:szCs w:val="22"/>
-        </w:rPr>
-        <w:t xml:space="preserve">1.  A dot plot has counts 1, 2, 6, 2, 1 across values 1–5. Where is the peak?</w:t>
+        <w:t xml:space="preserve">Match the story to the math, then solve.</w:t>
+      </w:r>
+    </w:p>
+    <w:p>
+      <w:pPr>
+        <w:spacing w:after="40" w:before="0"/>
+      </w:pPr>
+      <w:r>
+        <w:rPr>
+          <w:sz w:val="22"/>
+          <w:szCs w:val="22"/>
+        </w:rPr>
+        <w:t xml:space="preserve">1.  "Maya had some stickers and got 5 more, now she has 12." Which equation?</w:t>
       </w:r>
     </w:p>
     <w:p>
@@ -247,7 +260,7 @@
           <w:sz w:val="20"/>
           <w:szCs w:val="20"/>
         </w:rPr>
-        <w:t xml:space="preserve">     choices: at value 1   /   at value 3 (count 6)   /   at value 5</w:t>
+        <w:t xml:space="preserve">     choices: s + 5 = 12   /   s − 5 = 12   /   5 × s = 12</w:t>
       </w:r>
     </w:p>
     <w:p>
@@ -270,7 +283,7 @@
           <w:sz w:val="22"/>
           <w:szCs w:val="22"/>
         </w:rPr>
-        <w:t xml:space="preserve">2.  Counts on the left side total 2 + 1 = ___</w:t>
+        <w:t xml:space="preserve">2.  Solve that one: s + 5 = 12. How many did she start with?</w:t>
       </w:r>
     </w:p>
     <w:p>
@@ -310,19 +323,19 @@
           <w:sz w:val="20"/>
           <w:szCs w:val="20"/>
         </w:rPr>
-        <w:t xml:space="preserve">Compare two sides of a distribution.</w:t>
-      </w:r>
-    </w:p>
-    <w:p>
-      <w:pPr>
-        <w:spacing w:after="40" w:before="0"/>
-      </w:pPr>
-      <w:r>
-        <w:rPr>
-          <w:sz w:val="22"/>
-          <w:szCs w:val="22"/>
-        </w:rPr>
-        <w:t xml:space="preserve">1.  Left bars are 3 and 2; right bars are 1 and 1. What is the left total?</w:t>
+        <w:t xml:space="preserve">Plan, then solve.</w:t>
+      </w:r>
+    </w:p>
+    <w:p>
+      <w:pPr>
+        <w:spacing w:after="40" w:before="0"/>
+      </w:pPr>
+      <w:r>
+        <w:rPr>
+          <w:sz w:val="22"/>
+          <w:szCs w:val="22"/>
+        </w:rPr>
+        <w:t xml:space="preserve">1.  4 friends split some marbles equally and each got 3. How many marbles in all?</w:t>
       </w:r>
     </w:p>
     <w:p>
@@ -345,7 +358,7 @@
           <w:sz w:val="22"/>
           <w:szCs w:val="22"/>
         </w:rPr>
-        <w:t xml:space="preserve">2.  Left total is 5 and right total is 2. Which side has more data?</w:t>
+        <w:t xml:space="preserve">2.  "You need at least 8 points to win." Which inequality (points = p)?</w:t>
       </w:r>
     </w:p>
     <w:p>
@@ -358,7 +371,7 @@
           <w:sz w:val="20"/>
           <w:szCs w:val="20"/>
         </w:rPr>
-        <w:t xml:space="preserve">     choices: the left side   /   the right side</w:t>
+        <w:t xml:space="preserve">     choices: p ≥ 8 (8 or more)   /   p &lt; 8   /   p = 8 only</w:t>
       </w:r>
     </w:p>
     <w:p>
@@ -396,7 +409,7 @@
           <w:sz w:val="22"/>
           <w:szCs w:val="22"/>
         </w:rPr>
-        <w:t xml:space="preserve">1.  Counts are 2, 7, 4. What is the biggest count (the peak height)?</w:t>
+        <w:t xml:space="preserve">1.  A number plus 6 is 14. What is the number?</w:t>
       </w:r>
     </w:p>
     <w:p>
@@ -419,7 +432,7 @@
           <w:sz w:val="22"/>
           <w:szCs w:val="22"/>
         </w:rPr>
-        <w:t xml:space="preserve">2.  A number line has dots piled up near the low numbers with few high ones. The data clusters where?</w:t>
+        <w:t xml:space="preserve">2.  "The bag holds more than 10 apples." Which inequality (apples = a)?</w:t>
       </w:r>
     </w:p>
     <w:p>
@@ -432,7 +445,7 @@
           <w:sz w:val="20"/>
           <w:szCs w:val="20"/>
         </w:rPr>
-        <w:t xml:space="preserve">     choices: near the low numbers (left)   /   near the high numbers (right)</w:t>
+        <w:t xml:space="preserve">     choices: a &lt; 10   /   a &gt; 10   /   a = 10</w:t>
       </w:r>
     </w:p>
     <w:p>
@@ -458,7 +471,7 @@
           <w:sz w:val="20"/>
           <w:szCs w:val="20"/>
         </w:rPr>
-        <w:t xml:space="preserve">When you've finished, open Lesson 8-7 and dive in!</w:t>
+        <w:t xml:space="preserve">When you've finished, open Lesson 7-7 and dive in!</w:t>
       </w:r>
     </w:p>
     <w:p>
@@ -505,7 +518,7 @@
           <w:sz w:val="20"/>
           <w:szCs w:val="20"/>
         </w:rPr>
-        <w:t xml:space="preserve">1. 3</w:t>
+        <w:t xml:space="preserve">1. 5</w:t>
       </w:r>
     </w:p>
     <w:p>
@@ -517,7 +530,7 @@
           <w:sz w:val="20"/>
           <w:szCs w:val="20"/>
         </w:rPr>
-        <w:t xml:space="preserve">2. 5</w:t>
+        <w:t xml:space="preserve">2. 4</w:t>
       </w:r>
     </w:p>
     <w:p>
@@ -529,7 +542,7 @@
           <w:sz w:val="20"/>
           <w:szCs w:val="20"/>
         </w:rPr>
-        <w:t xml:space="preserve">3. 3</w:t>
+        <w:t xml:space="preserve">3. &gt;</w:t>
       </w:r>
     </w:p>
     <w:p>
@@ -556,7 +569,7 @@
           <w:sz w:val="20"/>
           <w:szCs w:val="20"/>
         </w:rPr>
-        <w:t xml:space="preserve">1. at value 3 (count 6)</w:t>
+        <w:t xml:space="preserve">1. s + 5 = 12</w:t>
       </w:r>
     </w:p>
     <w:p>
@@ -568,7 +581,7 @@
           <w:sz w:val="20"/>
           <w:szCs w:val="20"/>
         </w:rPr>
-        <w:t xml:space="preserve">2. 3</w:t>
+        <w:t xml:space="preserve">2. 7</w:t>
       </w:r>
     </w:p>
     <w:p>
@@ -595,7 +608,7 @@
           <w:sz w:val="20"/>
           <w:szCs w:val="20"/>
         </w:rPr>
-        <w:t xml:space="preserve">1. 5</w:t>
+        <w:t xml:space="preserve">1. 12</w:t>
       </w:r>
     </w:p>
     <w:p>
@@ -607,7 +620,7 @@
           <w:sz w:val="20"/>
           <w:szCs w:val="20"/>
         </w:rPr>
-        <w:t xml:space="preserve">2. the left side</w:t>
+        <w:t xml:space="preserve">2. p ≥ 8 (8 or more)</w:t>
       </w:r>
     </w:p>
     <w:p>
@@ -634,7 +647,7 @@
           <w:sz w:val="20"/>
           <w:szCs w:val="20"/>
         </w:rPr>
-        <w:t xml:space="preserve">1. 7</w:t>
+        <w:t xml:space="preserve">1. 8</w:t>
       </w:r>
     </w:p>
     <w:p>
@@ -646,7 +659,7 @@
           <w:sz w:val="20"/>
           <w:szCs w:val="20"/>
         </w:rPr>
-        <w:t xml:space="preserve">2. near the low numbers (left)</w:t>
+        <w:t xml:space="preserve">2. a &gt; 10</w:t>
       </w:r>
     </w:p>
     <w:sectPr>
